--- a/materials/01_顧客プロフィール.docx
+++ b/materials/01_顧客プロフィール.docx
@@ -109,7 +109,7 @@
                 <w:b w:val="0"/>
                 <w:sz w:val="19"/>
               </w:rPr>
-              <w:t>株式会社みなと精機（Minato Seiki Co., Ltd.）</w:t>
+              <w:t>みらい商事株式会社（Mirai Shoji Co., Ltd.）</w:t>
             </w:r>
           </w:p>
         </w:tc>
@@ -143,7 +143,7 @@
                 <w:b w:val="0"/>
                 <w:sz w:val="19"/>
               </w:rPr>
-              <w:t>神奈川県横浜市（本社工場を併設）</w:t>
+              <w:t>東京都</w:t>
             </w:r>
           </w:p>
         </w:tc>
@@ -177,7 +177,7 @@
                 <w:b w:val="0"/>
                 <w:sz w:val="19"/>
               </w:rPr>
-              <w:t>本社工場（横浜）、群馬工場、岩手工場</w:t>
+              <w:t>東京本社、大阪支社、名古屋営業所</w:t>
             </w:r>
           </w:p>
         </w:tc>
@@ -211,7 +211,7 @@
                 <w:b w:val="0"/>
                 <w:sz w:val="19"/>
               </w:rPr>
-              <w:t>1968年</w:t>
+              <w:t>1981年</w:t>
             </w:r>
           </w:p>
         </w:tc>
@@ -245,41 +245,7 @@
                 <w:b w:val="0"/>
                 <w:sz w:val="19"/>
               </w:rPr>
-              <w:t>約850名（うち技術職 約420名）※会社ホームページで公開</w:t>
-            </w:r>
-          </w:p>
-        </w:tc>
-      </w:tr>
-      <w:tr>
-        <w:tc>
-          <w:tcPr>
-            <w:tcW w:type="dxa" w:w="1984"/>
-          </w:tcPr>
-          <w:p>
-            <w:r/>
-            <w:r>
-              <w:rPr>
-                <w:rFonts w:ascii="Yu Gothic" w:hAnsi="Yu Gothic" w:eastAsia="游ゴシック"/>
-                <w:b w:val="0"/>
-                <w:sz w:val="19"/>
-              </w:rPr>
-              <w:t>売上高</w:t>
-            </w:r>
-          </w:p>
-        </w:tc>
-        <w:tc>
-          <w:tcPr>
-            <w:tcW w:type="dxa" w:w="7370"/>
-          </w:tcPr>
-          <w:p>
-            <w:r/>
-            <w:r>
-              <w:rPr>
-                <w:rFonts w:ascii="Yu Gothic" w:hAnsi="Yu Gothic" w:eastAsia="游ゴシック"/>
-                <w:b w:val="0"/>
-                <w:sz w:val="19"/>
-              </w:rPr>
-              <w:t>約210億円（2025年度）※決算公告で公開</w:t>
+              <w:t>約520名（うち法人営業 約120名）※会社ホームページで公開</w:t>
             </w:r>
           </w:p>
         </w:tc>
@@ -313,7 +279,7 @@
                 <w:b w:val="0"/>
                 <w:sz w:val="19"/>
               </w:rPr>
-              <w:t>精密切削・研削部品の製造（自動車部品 約60%、医療機器部品 約25%、産業機械 約15%）</w:t>
+              <w:t>産業機器・電子部品の専門商社（メーカーから仕入れ、製造業・建設業などの法人顧客に販売）</w:t>
             </w:r>
           </w:p>
         </w:tc>
@@ -331,7 +297,7 @@
                 <w:b w:val="0"/>
                 <w:sz w:val="19"/>
               </w:rPr>
-              <w:t>経営方針</w:t>
+              <w:t>IT環境</w:t>
             </w:r>
           </w:p>
         </w:tc>
@@ -347,7 +313,7 @@
                 <w:b w:val="0"/>
                 <w:sz w:val="19"/>
               </w:rPr>
-              <w:t>中期経営計画「MINATO VISION 2028」（2026〜2028年度）で「DX推進」と「技能のデジタル伝承」を重点施策に掲げる（ニュースリリースで公開済み）</w:t>
+              <w:t>Microsoft 365 を全社で利用（採用ページで公開）。一部の部署で Microsoft 365 Copilot を試行中</w:t>
             </w:r>
           </w:p>
         </w:tc>
@@ -477,7 +443,7 @@
                 <w:b w:val="0"/>
                 <w:sz w:val="19"/>
               </w:rPr>
-              <w:t>新任管理職研修（2日間・集合）</w:t>
+              <w:t>新入社員向けビジネス基礎研修（3日間・集合）</w:t>
             </w:r>
           </w:p>
         </w:tc>
@@ -493,7 +459,7 @@
                 <w:b w:val="0"/>
                 <w:sz w:val="19"/>
               </w:rPr>
-              <w:t>24名</w:t>
+              <w:t>18名</w:t>
             </w:r>
           </w:p>
         </w:tc>
@@ -509,7 +475,7 @@
                 <w:b w:val="0"/>
                 <w:sz w:val="19"/>
               </w:rPr>
-              <w:t>4.5／5.0</w:t>
+              <w:t>4.4／5.0</w:t>
             </w:r>
           </w:p>
         </w:tc>
@@ -543,7 +509,7 @@
                 <w:b w:val="0"/>
                 <w:sz w:val="19"/>
               </w:rPr>
-              <w:t>新任管理職研修（2日間・集合）</w:t>
+              <w:t>Microsoft 365 基礎（1日・オンライン）</w:t>
             </w:r>
           </w:p>
         </w:tc>
@@ -559,7 +525,7 @@
                 <w:b w:val="0"/>
                 <w:sz w:val="19"/>
               </w:rPr>
-              <w:t>22名</w:t>
+              <w:t>32名</w:t>
             </w:r>
           </w:p>
         </w:tc>
@@ -575,73 +541,7 @@
                 <w:b w:val="0"/>
                 <w:sz w:val="19"/>
               </w:rPr>
-              <w:t>4.6／5.0</w:t>
-            </w:r>
-          </w:p>
-        </w:tc>
-      </w:tr>
-      <w:tr>
-        <w:tc>
-          <w:tcPr>
-            <w:tcW w:type="dxa" w:w="1417"/>
-          </w:tcPr>
-          <w:p>
-            <w:r/>
-            <w:r>
-              <w:rPr>
-                <w:rFonts w:ascii="Yu Gothic" w:hAnsi="Yu Gothic" w:eastAsia="游ゴシック"/>
-                <w:b w:val="0"/>
-                <w:sz w:val="19"/>
-              </w:rPr>
-              <w:t>2025年度</w:t>
-            </w:r>
-          </w:p>
-        </w:tc>
-        <w:tc>
-          <w:tcPr>
-            <w:tcW w:type="dxa" w:w="4819"/>
-          </w:tcPr>
-          <w:p>
-            <w:r/>
-            <w:r>
-              <w:rPr>
-                <w:rFonts w:ascii="Yu Gothic" w:hAnsi="Yu Gothic" w:eastAsia="游ゴシック"/>
-                <w:b w:val="0"/>
-                <w:sz w:val="19"/>
-              </w:rPr>
-              <w:t>Excel実務活用（1日・オンライン）</w:t>
-            </w:r>
-          </w:p>
-        </w:tc>
-        <w:tc>
-          <w:tcPr>
-            <w:tcW w:type="dxa" w:w="1417"/>
-          </w:tcPr>
-          <w:p>
-            <w:r/>
-            <w:r>
-              <w:rPr>
-                <w:rFonts w:ascii="Yu Gothic" w:hAnsi="Yu Gothic" w:eastAsia="游ゴシック"/>
-                <w:b w:val="0"/>
-                <w:sz w:val="19"/>
-              </w:rPr>
-              <w:t>35名</w:t>
-            </w:r>
-          </w:p>
-        </w:tc>
-        <w:tc>
-          <w:tcPr>
-            <w:tcW w:type="dxa" w:w="1701"/>
-          </w:tcPr>
-          <w:p>
-            <w:r/>
-            <w:r>
-              <w:rPr>
-                <w:rFonts w:ascii="Yu Gothic" w:hAnsi="Yu Gothic" w:eastAsia="游ゴシック"/>
-                <w:b w:val="0"/>
-                <w:sz w:val="19"/>
-              </w:rPr>
-              <w:t>3.9／5.0</w:t>
+              <w:t>3.8／5.0</w:t>
             </w:r>
           </w:p>
         </w:tc>
@@ -753,7 +653,7 @@
                 <w:b w:val="0"/>
                 <w:sz w:val="19"/>
               </w:rPr>
-              <w:t>人事部 人材開発課 課長</w:t>
+              <w:t>営業企画部 課長</w:t>
             </w:r>
           </w:p>
         </w:tc>
@@ -769,7 +669,7 @@
                 <w:b w:val="0"/>
                 <w:sz w:val="19"/>
               </w:rPr>
-              <w:t>研修の企画・予算の責任者。意思決定者。論理的で数字を重視する。</w:t>
+              <w:t>研修の窓口・企画担当。決裁者は佐伯課長の上長だが、誰が決裁するかは未確認。</w:t>
             </w:r>
           </w:p>
         </w:tc>
@@ -803,7 +703,7 @@
                 <w:b w:val="0"/>
                 <w:sz w:val="19"/>
               </w:rPr>
-              <w:t>人事部 人材開発課</w:t>
+              <w:t>営業企画部</w:t>
             </w:r>
           </w:p>
         </w:tc>
@@ -853,7 +753,7 @@
                 <w:b w:val="0"/>
                 <w:sz w:val="19"/>
               </w:rPr>
-              <w:t>製造技術部 部長</w:t>
+              <w:t>営業第一部 部長</w:t>
             </w:r>
           </w:p>
         </w:tc>
@@ -869,7 +769,7 @@
                 <w:b w:val="0"/>
                 <w:sz w:val="19"/>
               </w:rPr>
-              <w:t>受講者の所属部門長。現場で使えるかを最も気にしている。</w:t>
+              <w:t>受講者の所属部門長。「現場の営業で本当に使えるか」を気にしている。</w:t>
             </w:r>
           </w:p>
         </w:tc>
@@ -894,7 +794,7 @@
           <w:rFonts w:ascii="Yu Gothic" w:hAnsi="Yu Gothic" w:eastAsia="游ゴシック"/>
           <w:b w:val="0"/>
         </w:rPr>
-        <w:t>2026年9月末、佐伯課長から電話で相談あり。「若手技術者向けにDXの基礎研修を検討している。一度話を聞きたい」とのこと。10月6日（火）14:00〜 本社にて初回訪問（ヒアリング）を予定。</w:t>
+        <w:t>2026年9月末、佐伯課長からメールで相談あり。「法人営業20名向けに生成AIの活用研修を検討している。一度話を聞きたい」とのこと。10月6日（火）14:00〜 東京本社にて初回訪問（ヒアリング）を予定。</w:t>
       </w:r>
     </w:p>
     <w:p>
@@ -918,7 +818,7 @@
           <w:rFonts w:ascii="Yu Gothic" w:hAnsi="Yu Gothic" w:eastAsia="游ゴシック"/>
           <w:b w:val="0"/>
         </w:rPr>
-        <w:t>2025年度の Excel 研修はオンラインで実施。アンケートで「質問しづらかった」「自分の業務データで練習したかった」という声が多かった。</w:t>
+        <w:t>2025年度の Microsoft 365 研修はオンラインで実施。アンケートで「質問しづらかった」「自分の業務に当てはめる時間がほしかった」という声が多かった。</w:t>
       </w:r>
     </w:p>
     <w:p>
@@ -930,7 +830,19 @@
           <w:rFonts w:ascii="Yu Gothic" w:hAnsi="Yu Gothic" w:eastAsia="游ゴシック"/>
           <w:b w:val="0"/>
         </w:rPr>
-        <w:t>新任管理職研修の評価は高く、佐伯課長との関係は良好。</w:t>
+        <w:t>新入社員研修の評価は高く、佐伯課長との関係は良好。</w:t>
+      </w:r>
+    </w:p>
+    <w:p>
+      <w:pPr>
+        <w:pStyle w:val="ListBullet"/>
+      </w:pPr>
+      <w:r>
+        <w:rPr>
+          <w:rFonts w:ascii="Yu Gothic" w:hAnsi="Yu Gothic" w:eastAsia="游ゴシック"/>
+          <w:b w:val="0"/>
+        </w:rPr>
+        <w:t>Copilot を試行中とのこと。試行の状況と課題を確認したい。</w:t>
       </w:r>
     </w:p>
     <w:p>

--- a/materials/01_顧客プロフィール.docx
+++ b/materials/01_顧客プロフィール.docx
@@ -109,7 +109,7 @@
                 <w:b w:val="0"/>
                 <w:sz w:val="19"/>
               </w:rPr>
-              <w:t>みらい商事株式会社（Mirai Shoji Co., Ltd.）</w:t>
+              <w:t>みらい商事株式会社</w:t>
             </w:r>
           </w:p>
         </w:tc>
@@ -127,7 +127,7 @@
                 <w:b w:val="0"/>
                 <w:sz w:val="19"/>
               </w:rPr>
-              <w:t>本社</w:t>
+              <w:t>所在地</w:t>
             </w:r>
           </w:p>
         </w:tc>
@@ -161,74 +161,6 @@
                 <w:b w:val="0"/>
                 <w:sz w:val="19"/>
               </w:rPr>
-              <w:t>事業所</w:t>
-            </w:r>
-          </w:p>
-        </w:tc>
-        <w:tc>
-          <w:tcPr>
-            <w:tcW w:type="dxa" w:w="7370"/>
-          </w:tcPr>
-          <w:p>
-            <w:r/>
-            <w:r>
-              <w:rPr>
-                <w:rFonts w:ascii="Yu Gothic" w:hAnsi="Yu Gothic" w:eastAsia="游ゴシック"/>
-                <w:b w:val="0"/>
-                <w:sz w:val="19"/>
-              </w:rPr>
-              <w:t>東京本社、大阪支社、名古屋営業所</w:t>
-            </w:r>
-          </w:p>
-        </w:tc>
-      </w:tr>
-      <w:tr>
-        <w:tc>
-          <w:tcPr>
-            <w:tcW w:type="dxa" w:w="1984"/>
-          </w:tcPr>
-          <w:p>
-            <w:r/>
-            <w:r>
-              <w:rPr>
-                <w:rFonts w:ascii="Yu Gothic" w:hAnsi="Yu Gothic" w:eastAsia="游ゴシック"/>
-                <w:b w:val="0"/>
-                <w:sz w:val="19"/>
-              </w:rPr>
-              <w:t>設立</w:t>
-            </w:r>
-          </w:p>
-        </w:tc>
-        <w:tc>
-          <w:tcPr>
-            <w:tcW w:type="dxa" w:w="7370"/>
-          </w:tcPr>
-          <w:p>
-            <w:r/>
-            <w:r>
-              <w:rPr>
-                <w:rFonts w:ascii="Yu Gothic" w:hAnsi="Yu Gothic" w:eastAsia="游ゴシック"/>
-                <w:b w:val="0"/>
-                <w:sz w:val="19"/>
-              </w:rPr>
-              <w:t>1981年</w:t>
-            </w:r>
-          </w:p>
-        </w:tc>
-      </w:tr>
-      <w:tr>
-        <w:tc>
-          <w:tcPr>
-            <w:tcW w:type="dxa" w:w="1984"/>
-          </w:tcPr>
-          <w:p>
-            <w:r/>
-            <w:r>
-              <w:rPr>
-                <w:rFonts w:ascii="Yu Gothic" w:hAnsi="Yu Gothic" w:eastAsia="游ゴシック"/>
-                <w:b w:val="0"/>
-                <w:sz w:val="19"/>
-              </w:rPr>
               <w:t>従業員数</w:t>
             </w:r>
           </w:p>
@@ -245,41 +177,7 @@
                 <w:b w:val="0"/>
                 <w:sz w:val="19"/>
               </w:rPr>
-              <w:t>約520名（うち法人営業 約120名）※会社ホームページで公開</w:t>
-            </w:r>
-          </w:p>
-        </w:tc>
-      </w:tr>
-      <w:tr>
-        <w:tc>
-          <w:tcPr>
-            <w:tcW w:type="dxa" w:w="1984"/>
-          </w:tcPr>
-          <w:p>
-            <w:r/>
-            <w:r>
-              <w:rPr>
-                <w:rFonts w:ascii="Yu Gothic" w:hAnsi="Yu Gothic" w:eastAsia="游ゴシック"/>
-                <w:b w:val="0"/>
-                <w:sz w:val="19"/>
-              </w:rPr>
-              <w:t>事業内容</w:t>
-            </w:r>
-          </w:p>
-        </w:tc>
-        <w:tc>
-          <w:tcPr>
-            <w:tcW w:type="dxa" w:w="7370"/>
-          </w:tcPr>
-          <w:p>
-            <w:r/>
-            <w:r>
-              <w:rPr>
-                <w:rFonts w:ascii="Yu Gothic" w:hAnsi="Yu Gothic" w:eastAsia="游ゴシック"/>
-                <w:b w:val="0"/>
-                <w:sz w:val="19"/>
-              </w:rPr>
-              <w:t>産業機器・電子部品の専門商社（メーカーから仕入れ、製造業・建設業などの法人顧客に販売）</w:t>
+              <w:t>約300名（全社）</w:t>
             </w:r>
           </w:p>
         </w:tc>
@@ -313,7 +211,7 @@
                 <w:b w:val="0"/>
                 <w:sz w:val="19"/>
               </w:rPr>
-              <w:t>Microsoft 365 を全社で利用（採用ページで公開）。一部の部署で Microsoft 365 Copilot を試行中</w:t>
+              <w:t>Microsoft 365 を全社で利用。一部の部署で Copilot を試行中</w:t>
             </w:r>
           </w:p>
         </w:tc>
@@ -329,235 +227,7 @@
           <w:rFonts w:ascii="Yu Gothic" w:hAnsi="Yu Gothic" w:eastAsia="游ゴシック"/>
           <w:color w:val="004D88"/>
         </w:rPr>
-        <w:t>2. 取引履歴（ELIソリューションズ）</w:t>
-      </w:r>
-    </w:p>
-    <w:tbl>
-      <w:tblPr>
-        <w:tblStyle w:val="TableGrid"/>
-        <w:tblW w:type="auto" w:w="0"/>
-        <w:tblLook w:firstColumn="1" w:firstRow="1" w:lastColumn="0" w:lastRow="0" w:noHBand="0" w:noVBand="1" w:val="04A0"/>
-      </w:tblPr>
-      <w:tblGrid>
-        <w:gridCol w:w="2409"/>
-        <w:gridCol w:w="2409"/>
-        <w:gridCol w:w="2409"/>
-        <w:gridCol w:w="2409"/>
-      </w:tblGrid>
-      <w:tr>
-        <w:tc>
-          <w:tcPr>
-            <w:tcW w:type="dxa" w:w="1417"/>
-            <w:shd w:val="clear" w:color="auto" w:fill="DCE9F5"/>
-          </w:tcPr>
-          <w:p>
-            <w:r/>
-            <w:r>
-              <w:rPr>
-                <w:rFonts w:ascii="Yu Gothic" w:hAnsi="Yu Gothic" w:eastAsia="游ゴシック"/>
-                <w:b/>
-                <w:sz w:val="19"/>
-              </w:rPr>
-              <w:t>年度</w:t>
-            </w:r>
-          </w:p>
-        </w:tc>
-        <w:tc>
-          <w:tcPr>
-            <w:tcW w:type="dxa" w:w="4819"/>
-            <w:shd w:val="clear" w:color="auto" w:fill="DCE9F5"/>
-          </w:tcPr>
-          <w:p>
-            <w:r/>
-            <w:r>
-              <w:rPr>
-                <w:rFonts w:ascii="Yu Gothic" w:hAnsi="Yu Gothic" w:eastAsia="游ゴシック"/>
-                <w:b/>
-                <w:sz w:val="19"/>
-              </w:rPr>
-              <w:t>内容</w:t>
-            </w:r>
-          </w:p>
-        </w:tc>
-        <w:tc>
-          <w:tcPr>
-            <w:tcW w:type="dxa" w:w="1417"/>
-            <w:shd w:val="clear" w:color="auto" w:fill="DCE9F5"/>
-          </w:tcPr>
-          <w:p>
-            <w:r/>
-            <w:r>
-              <w:rPr>
-                <w:rFonts w:ascii="Yu Gothic" w:hAnsi="Yu Gothic" w:eastAsia="游ゴシック"/>
-                <w:b/>
-                <w:sz w:val="19"/>
-              </w:rPr>
-              <w:t>受講者数</w:t>
-            </w:r>
-          </w:p>
-        </w:tc>
-        <w:tc>
-          <w:tcPr>
-            <w:tcW w:type="dxa" w:w="1701"/>
-            <w:shd w:val="clear" w:color="auto" w:fill="DCE9F5"/>
-          </w:tcPr>
-          <w:p>
-            <w:r/>
-            <w:r>
-              <w:rPr>
-                <w:rFonts w:ascii="Yu Gothic" w:hAnsi="Yu Gothic" w:eastAsia="游ゴシック"/>
-                <w:b/>
-                <w:sz w:val="19"/>
-              </w:rPr>
-              <w:t>満足度</w:t>
-            </w:r>
-          </w:p>
-        </w:tc>
-      </w:tr>
-      <w:tr>
-        <w:tc>
-          <w:tcPr>
-            <w:tcW w:type="dxa" w:w="1417"/>
-          </w:tcPr>
-          <w:p>
-            <w:r/>
-            <w:r>
-              <w:rPr>
-                <w:rFonts w:ascii="Yu Gothic" w:hAnsi="Yu Gothic" w:eastAsia="游ゴシック"/>
-                <w:b w:val="0"/>
-                <w:sz w:val="19"/>
-              </w:rPr>
-              <w:t>2024年度</w:t>
-            </w:r>
-          </w:p>
-        </w:tc>
-        <w:tc>
-          <w:tcPr>
-            <w:tcW w:type="dxa" w:w="4819"/>
-          </w:tcPr>
-          <w:p>
-            <w:r/>
-            <w:r>
-              <w:rPr>
-                <w:rFonts w:ascii="Yu Gothic" w:hAnsi="Yu Gothic" w:eastAsia="游ゴシック"/>
-                <w:b w:val="0"/>
-                <w:sz w:val="19"/>
-              </w:rPr>
-              <w:t>新入社員向けビジネス基礎研修（3日間・集合）</w:t>
-            </w:r>
-          </w:p>
-        </w:tc>
-        <w:tc>
-          <w:tcPr>
-            <w:tcW w:type="dxa" w:w="1417"/>
-          </w:tcPr>
-          <w:p>
-            <w:r/>
-            <w:r>
-              <w:rPr>
-                <w:rFonts w:ascii="Yu Gothic" w:hAnsi="Yu Gothic" w:eastAsia="游ゴシック"/>
-                <w:b w:val="0"/>
-                <w:sz w:val="19"/>
-              </w:rPr>
-              <w:t>18名</w:t>
-            </w:r>
-          </w:p>
-        </w:tc>
-        <w:tc>
-          <w:tcPr>
-            <w:tcW w:type="dxa" w:w="1701"/>
-          </w:tcPr>
-          <w:p>
-            <w:r/>
-            <w:r>
-              <w:rPr>
-                <w:rFonts w:ascii="Yu Gothic" w:hAnsi="Yu Gothic" w:eastAsia="游ゴシック"/>
-                <w:b w:val="0"/>
-                <w:sz w:val="19"/>
-              </w:rPr>
-              <w:t>4.4／5.0</w:t>
-            </w:r>
-          </w:p>
-        </w:tc>
-      </w:tr>
-      <w:tr>
-        <w:tc>
-          <w:tcPr>
-            <w:tcW w:type="dxa" w:w="1417"/>
-          </w:tcPr>
-          <w:p>
-            <w:r/>
-            <w:r>
-              <w:rPr>
-                <w:rFonts w:ascii="Yu Gothic" w:hAnsi="Yu Gothic" w:eastAsia="游ゴシック"/>
-                <w:b w:val="0"/>
-                <w:sz w:val="19"/>
-              </w:rPr>
-              <w:t>2025年度</w:t>
-            </w:r>
-          </w:p>
-        </w:tc>
-        <w:tc>
-          <w:tcPr>
-            <w:tcW w:type="dxa" w:w="4819"/>
-          </w:tcPr>
-          <w:p>
-            <w:r/>
-            <w:r>
-              <w:rPr>
-                <w:rFonts w:ascii="Yu Gothic" w:hAnsi="Yu Gothic" w:eastAsia="游ゴシック"/>
-                <w:b w:val="0"/>
-                <w:sz w:val="19"/>
-              </w:rPr>
-              <w:t>Microsoft 365 基礎（1日・オンライン）</w:t>
-            </w:r>
-          </w:p>
-        </w:tc>
-        <w:tc>
-          <w:tcPr>
-            <w:tcW w:type="dxa" w:w="1417"/>
-          </w:tcPr>
-          <w:p>
-            <w:r/>
-            <w:r>
-              <w:rPr>
-                <w:rFonts w:ascii="Yu Gothic" w:hAnsi="Yu Gothic" w:eastAsia="游ゴシック"/>
-                <w:b w:val="0"/>
-                <w:sz w:val="19"/>
-              </w:rPr>
-              <w:t>32名</w:t>
-            </w:r>
-          </w:p>
-        </w:tc>
-        <w:tc>
-          <w:tcPr>
-            <w:tcW w:type="dxa" w:w="1701"/>
-          </w:tcPr>
-          <w:p>
-            <w:r/>
-            <w:r>
-              <w:rPr>
-                <w:rFonts w:ascii="Yu Gothic" w:hAnsi="Yu Gothic" w:eastAsia="游ゴシック"/>
-                <w:b w:val="0"/>
-                <w:sz w:val="19"/>
-              </w:rPr>
-              <w:t>3.8／5.0</w:t>
-            </w:r>
-          </w:p>
-        </w:tc>
-      </w:tr>
-    </w:tbl>
-    <w:p/>
-    <w:p>
-      <w:pPr>
-        <w:pStyle w:val="Heading1"/>
-      </w:pPr>
-      <w:r>
-        <w:rPr>
-          <w:rFonts w:ascii="Yu Gothic" w:hAnsi="Yu Gothic" w:eastAsia="游ゴシック"/>
-          <w:color w:val="004D88"/>
-        </w:rPr>
-        <w:t>3. 窓口・関係者</w:t>
+        <w:t>2. 窓口・関係者</w:t>
       </w:r>
     </w:p>
     <w:tbl>
@@ -602,7 +272,7 @@
                 <w:b/>
                 <w:sz w:val="19"/>
               </w:rPr>
-              <w:t>所属・役職</w:t>
+              <w:t>所属・役割</w:t>
             </w:r>
           </w:p>
         </w:tc>
@@ -619,7 +289,7 @@
                 <w:b/>
                 <w:sz w:val="19"/>
               </w:rPr>
-              <w:t>役割・メモ</w:t>
+              <w:t>メモ</w:t>
             </w:r>
           </w:p>
         </w:tc>
@@ -637,7 +307,7 @@
                 <w:b w:val="0"/>
                 <w:sz w:val="19"/>
               </w:rPr>
-              <w:t>佐伯 美和</w:t>
+              <w:t>佐藤 美和</w:t>
             </w:r>
           </w:p>
         </w:tc>
@@ -653,7 +323,7 @@
                 <w:b w:val="0"/>
                 <w:sz w:val="19"/>
               </w:rPr>
-              <w:t>営業企画部 課長</w:t>
+              <w:t>人材開発担当（窓口）</w:t>
             </w:r>
           </w:p>
         </w:tc>
@@ -669,7 +339,7 @@
                 <w:b w:val="0"/>
                 <w:sz w:val="19"/>
               </w:rPr>
-              <w:t>研修の窓口・企画担当。決裁者は佐伯課長の上長だが、誰が決裁するかは未確認。</w:t>
+              <w:t>人材開発の担当は2名</w:t>
             </w:r>
           </w:p>
         </w:tc>
@@ -687,7 +357,7 @@
                 <w:b w:val="0"/>
                 <w:sz w:val="19"/>
               </w:rPr>
-              <w:t>高野 健太</w:t>
+              <w:t>田中 淳</w:t>
             </w:r>
           </w:p>
         </w:tc>
@@ -703,7 +373,7 @@
                 <w:b w:val="0"/>
                 <w:sz w:val="19"/>
               </w:rPr>
-              <w:t>営業企画部</w:t>
+              <w:t>営業企画担当</w:t>
             </w:r>
           </w:p>
         </w:tc>
@@ -719,7 +389,7 @@
                 <w:b w:val="0"/>
                 <w:sz w:val="19"/>
               </w:rPr>
-              <w:t>実務担当。受講者の取りまとめ・日程調整。</w:t>
+              <w:t>営業企画の立場で参加予定</w:t>
             </w:r>
           </w:p>
         </w:tc>
@@ -737,7 +407,7 @@
                 <w:b w:val="0"/>
                 <w:sz w:val="19"/>
               </w:rPr>
-              <w:t>大西 誠</w:t>
+              <w:t>（未確認）</w:t>
             </w:r>
           </w:p>
         </w:tc>
@@ -753,7 +423,7 @@
                 <w:b w:val="0"/>
                 <w:sz w:val="19"/>
               </w:rPr>
-              <w:t>営業第一部 部長</w:t>
+              <w:t>人材開発担当の上長</w:t>
             </w:r>
           </w:p>
         </w:tc>
@@ -769,7 +439,7 @@
                 <w:b w:val="0"/>
                 <w:sz w:val="19"/>
               </w:rPr>
-              <w:t>受講者の所属部門長。「現場の営業で本当に使えるか」を気にしている。</w:t>
+              <w:t>研修の判断をする立場。最終的な承認者は未確認</w:t>
             </w:r>
           </w:p>
         </w:tc>
@@ -785,7 +455,7 @@
           <w:rFonts w:ascii="Yu Gothic" w:hAnsi="Yu Gothic" w:eastAsia="游ゴシック"/>
           <w:color w:val="004D88"/>
         </w:rPr>
-        <w:t>4. 今回の引き合い</w:t>
+        <w:t>3. 今回の引き合い</w:t>
       </w:r>
     </w:p>
     <w:p>
@@ -794,7 +464,7 @@
           <w:rFonts w:ascii="Yu Gothic" w:hAnsi="Yu Gothic" w:eastAsia="游ゴシック"/>
           <w:b w:val="0"/>
         </w:rPr>
-        <w:t>2026年9月末、佐伯課長からメールで相談あり。「法人営業20名向けに生成AIの活用研修を検討している。一度話を聞きたい」とのこと。10月6日（火）14:00〜 東京本社にて初回訪問（ヒアリング）を予定。</w:t>
+        <w:t>佐藤様から「社内で生成AIを活用したいが、部署や担当者によって利用状況に差がある」というご相談をいただいた。2026年10月6日（火） 14:00〜 に Zoom で初回訪問（ヒアリング）を予定。</w:t>
       </w:r>
     </w:p>
     <w:p>
@@ -806,7 +476,7 @@
           <w:rFonts w:ascii="Yu Gothic" w:hAnsi="Yu Gothic" w:eastAsia="游ゴシック"/>
           <w:color w:val="004D88"/>
         </w:rPr>
-        <w:t>5. 担当営業メモ</w:t>
+        <w:t>4. 事前に分かっていること</w:t>
       </w:r>
     </w:p>
     <w:p>
@@ -818,7 +488,7 @@
           <w:rFonts w:ascii="Yu Gothic" w:hAnsi="Yu Gothic" w:eastAsia="游ゴシック"/>
           <w:b w:val="0"/>
         </w:rPr>
-        <w:t>2025年度の Microsoft 365 研修はオンラインで実施。アンケートで「質問しづらかった」「自分の業務に当てはめる時間がほしかった」という声が多かった。</w:t>
+        <w:t>法人営業の担当者向けに、生成AIの活用研修を検討している</w:t>
       </w:r>
     </w:p>
     <w:p>
@@ -830,7 +500,7 @@
           <w:rFonts w:ascii="Yu Gothic" w:hAnsi="Yu Gothic" w:eastAsia="游ゴシック"/>
           <w:b w:val="0"/>
         </w:rPr>
-        <w:t>新入社員研修の評価は高く、佐伯課長との関係は良好。</w:t>
+        <w:t>実施時期は11月上旬を希望</w:t>
       </w:r>
     </w:p>
     <w:p>
@@ -842,19 +512,7 @@
           <w:rFonts w:ascii="Yu Gothic" w:hAnsi="Yu Gothic" w:eastAsia="游ゴシック"/>
           <w:b w:val="0"/>
         </w:rPr>
-        <w:t>Copilot を試行中とのこと。試行の状況と課題を確認したい。</w:t>
-      </w:r>
-    </w:p>
-    <w:p>
-      <w:pPr>
-        <w:pStyle w:val="ListBullet"/>
-      </w:pPr>
-      <w:r>
-        <w:rPr>
-          <w:rFonts w:ascii="Yu Gothic" w:hAnsi="Yu Gothic" w:eastAsia="游ゴシック"/>
-          <w:b w:val="0"/>
-        </w:rPr>
-        <w:t>競合他社からも提案を受ける可能性が高い。</w:t>
+        <w:t>予算の目安は100万円程度と聞いているが、承認済みかどうかは不明</w:t>
       </w:r>
     </w:p>
     <w:sectPr>
